--- a/docs/psj/reports/판정인코더_D4-10_D-336집행요청_박수진_20261014.docx
+++ b/docs/psj/reports/판정인코더_D4-10_D-336집행요청_박수진_20261014.docx
@@ -1316,7 +1316,7 @@
           <w:sz w:val="20"/>
           <w:szCs w:val="20"/>
         </w:rPr>
-        <w:t xml:space="preserve">측정 불가 세 유형 문턱 — </w:t>
+        <w:t xml:space="preserve">측정 불가 세 유형(후기 · 부당 비교 · 비방) 문턱 — </w:t>
       </w:r>
       <w:r>
         <w:rPr>
@@ -1324,7 +1324,913 @@
           <w:sz w:val="20"/>
           <w:szCs w:val="20"/>
         </w:rPr>
-        <w:t xml:space="preserve">새 판의 F1 최대 임시값(후기 0.3 / 0.65 · 부당 비교 0.525 / 0.625 · 비방 0.5 / 0.275 — 품목 앎 / 모름)을 쓸지, 카드 17 값(0.6 · 0.6 · 0.3 · D-331 결정 6)을 두 벌에 그대로 쓸지.</w:t>
+        <w:t xml:space="preserve">새 판에 어떤 값을 쓸지. 지금 기준과 값은 아래와 같다.</w:t>
+      </w:r>
+    </w:p>
+    <w:tbl>
+      <w:tblPr>
+        <w:tblW w:type="dxa" w:w="9638"/>
+        <w:tblBorders>
+          <w:top w:val="single" w:color="auto" w:sz="4"/>
+          <w:left w:val="single" w:color="auto" w:sz="4"/>
+          <w:bottom w:val="single" w:color="auto" w:sz="4"/>
+          <w:right w:val="single" w:color="auto" w:sz="4"/>
+          <w:insideH w:val="single" w:color="auto" w:sz="4"/>
+          <w:insideV w:val="single" w:color="auto" w:sz="4"/>
+        </w:tblBorders>
+      </w:tblPr>
+      <w:tblGrid>
+        <w:gridCol w:w="2506"/>
+        <w:gridCol w:w="1253"/>
+        <w:gridCol w:w="1253"/>
+        <w:gridCol w:w="1253"/>
+        <w:gridCol w:w="3373"/>
+      </w:tblGrid>
+      <w:tr>
+        <w:trPr>
+          <w:tblHeader/>
+        </w:trPr>
+        <w:tc>
+          <w:tcPr>
+            <w:tcW w:type="dxa" w:w="2506"/>
+            <w:tcBorders>
+              <w:top w:val="single" w:color="BFBFBF" w:sz="4"/>
+              <w:left w:val="single" w:color="BFBFBF" w:sz="4"/>
+              <w:bottom w:val="single" w:color="BFBFBF" w:sz="4"/>
+              <w:right w:val="single" w:color="BFBFBF" w:sz="4"/>
+            </w:tcBorders>
+            <w:shd w:fill="EAF1FE" w:color="auto" w:val="clear"/>
+            <w:tcMar>
+              <w:top w:type="dxa" w:w="40"/>
+              <w:left w:type="dxa" w:w="80"/>
+              <w:bottom w:type="dxa" w:w="40"/>
+              <w:right w:type="dxa" w:w="80"/>
+            </w:tcMar>
+          </w:tcPr>
+          <w:p>
+            <w:pPr>
+              <w:spacing w:after="0" w:before="0" w:line="260"/>
+            </w:pPr>
+            <w:r>
+              <w:rPr>
+                <w:rFonts w:ascii="맑은 고딕" w:cs="맑은 고딕" w:eastAsia="맑은 고딕" w:hAnsi="맑은 고딕"/>
+                <w:b/>
+                <w:bCs/>
+                <w:sz w:val="18"/>
+                <w:szCs w:val="18"/>
+              </w:rPr>
+              <w:t xml:space="preserve">판</w:t>
+            </w:r>
+          </w:p>
+        </w:tc>
+        <w:tc>
+          <w:tcPr>
+            <w:tcW w:type="dxa" w:w="1253"/>
+            <w:tcBorders>
+              <w:top w:val="single" w:color="BFBFBF" w:sz="4"/>
+              <w:left w:val="single" w:color="BFBFBF" w:sz="4"/>
+              <w:bottom w:val="single" w:color="BFBFBF" w:sz="4"/>
+              <w:right w:val="single" w:color="BFBFBF" w:sz="4"/>
+            </w:tcBorders>
+            <w:shd w:fill="EAF1FE" w:color="auto" w:val="clear"/>
+            <w:tcMar>
+              <w:top w:type="dxa" w:w="40"/>
+              <w:left w:type="dxa" w:w="80"/>
+              <w:bottom w:type="dxa" w:w="40"/>
+              <w:right w:type="dxa" w:w="80"/>
+            </w:tcMar>
+          </w:tcPr>
+          <w:p>
+            <w:pPr>
+              <w:spacing w:after="0" w:before="0" w:line="260"/>
+            </w:pPr>
+            <w:r>
+              <w:rPr>
+                <w:rFonts w:ascii="맑은 고딕" w:cs="맑은 고딕" w:eastAsia="맑은 고딕" w:hAnsi="맑은 고딕"/>
+                <w:b/>
+                <w:bCs/>
+                <w:sz w:val="18"/>
+                <w:szCs w:val="18"/>
+              </w:rPr>
+              <w:t xml:space="preserve">후기_체험기_기만</w:t>
+            </w:r>
+          </w:p>
+        </w:tc>
+        <w:tc>
+          <w:tcPr>
+            <w:tcW w:type="dxa" w:w="1253"/>
+            <w:tcBorders>
+              <w:top w:val="single" w:color="BFBFBF" w:sz="4"/>
+              <w:left w:val="single" w:color="BFBFBF" w:sz="4"/>
+              <w:bottom w:val="single" w:color="BFBFBF" w:sz="4"/>
+              <w:right w:val="single" w:color="BFBFBF" w:sz="4"/>
+            </w:tcBorders>
+            <w:shd w:fill="EAF1FE" w:color="auto" w:val="clear"/>
+            <w:tcMar>
+              <w:top w:type="dxa" w:w="40"/>
+              <w:left w:type="dxa" w:w="80"/>
+              <w:bottom w:type="dxa" w:w="40"/>
+              <w:right w:type="dxa" w:w="80"/>
+            </w:tcMar>
+          </w:tcPr>
+          <w:p>
+            <w:pPr>
+              <w:spacing w:after="0" w:before="0" w:line="260"/>
+            </w:pPr>
+            <w:r>
+              <w:rPr>
+                <w:rFonts w:ascii="맑은 고딕" w:cs="맑은 고딕" w:eastAsia="맑은 고딕" w:hAnsi="맑은 고딕"/>
+                <w:b/>
+                <w:bCs/>
+                <w:sz w:val="18"/>
+                <w:szCs w:val="18"/>
+              </w:rPr>
+              <w:t xml:space="preserve">부당_비교광고</w:t>
+            </w:r>
+          </w:p>
+        </w:tc>
+        <w:tc>
+          <w:tcPr>
+            <w:tcW w:type="dxa" w:w="1253"/>
+            <w:tcBorders>
+              <w:top w:val="single" w:color="BFBFBF" w:sz="4"/>
+              <w:left w:val="single" w:color="BFBFBF" w:sz="4"/>
+              <w:bottom w:val="single" w:color="BFBFBF" w:sz="4"/>
+              <w:right w:val="single" w:color="BFBFBF" w:sz="4"/>
+            </w:tcBorders>
+            <w:shd w:fill="EAF1FE" w:color="auto" w:val="clear"/>
+            <w:tcMar>
+              <w:top w:type="dxa" w:w="40"/>
+              <w:left w:type="dxa" w:w="80"/>
+              <w:bottom w:type="dxa" w:w="40"/>
+              <w:right w:type="dxa" w:w="80"/>
+            </w:tcMar>
+          </w:tcPr>
+          <w:p>
+            <w:pPr>
+              <w:spacing w:after="0" w:before="0" w:line="260"/>
+            </w:pPr>
+            <w:r>
+              <w:rPr>
+                <w:rFonts w:ascii="맑은 고딕" w:cs="맑은 고딕" w:eastAsia="맑은 고딕" w:hAnsi="맑은 고딕"/>
+                <w:b/>
+                <w:bCs/>
+                <w:sz w:val="18"/>
+                <w:szCs w:val="18"/>
+              </w:rPr>
+              <w:t xml:space="preserve">비방광고</w:t>
+            </w:r>
+          </w:p>
+        </w:tc>
+        <w:tc>
+          <w:tcPr>
+            <w:tcW w:type="dxa" w:w="3373"/>
+            <w:tcBorders>
+              <w:top w:val="single" w:color="BFBFBF" w:sz="4"/>
+              <w:left w:val="single" w:color="BFBFBF" w:sz="4"/>
+              <w:bottom w:val="single" w:color="BFBFBF" w:sz="4"/>
+              <w:right w:val="single" w:color="BFBFBF" w:sz="4"/>
+            </w:tcBorders>
+            <w:shd w:fill="EAF1FE" w:color="auto" w:val="clear"/>
+            <w:tcMar>
+              <w:top w:type="dxa" w:w="40"/>
+              <w:left w:type="dxa" w:w="80"/>
+              <w:bottom w:type="dxa" w:w="40"/>
+              <w:right w:type="dxa" w:w="80"/>
+            </w:tcMar>
+          </w:tcPr>
+          <w:p>
+            <w:pPr>
+              <w:spacing w:after="0" w:before="0" w:line="260"/>
+            </w:pPr>
+            <w:r>
+              <w:rPr>
+                <w:rFonts w:ascii="맑은 고딕" w:cs="맑은 고딕" w:eastAsia="맑은 고딕" w:hAnsi="맑은 고딕"/>
+                <w:b/>
+                <w:bCs/>
+                <w:sz w:val="18"/>
+                <w:szCs w:val="18"/>
+              </w:rPr>
+              <w:t xml:space="preserve">정한 방법</w:t>
+            </w:r>
+          </w:p>
+        </w:tc>
+      </w:tr>
+      <w:tr>
+        <w:trPr>
+          <w:tblHeader w:val="false"/>
+        </w:trPr>
+        <w:tc>
+          <w:tcPr>
+            <w:tcW w:type="dxa" w:w="2506"/>
+            <w:tcBorders>
+              <w:top w:val="single" w:color="BFBFBF" w:sz="4"/>
+              <w:left w:val="single" w:color="BFBFBF" w:sz="4"/>
+              <w:bottom w:val="single" w:color="BFBFBF" w:sz="4"/>
+              <w:right w:val="single" w:color="BFBFBF" w:sz="4"/>
+            </w:tcBorders>
+            <w:tcMar>
+              <w:top w:type="dxa" w:w="40"/>
+              <w:left w:type="dxa" w:w="80"/>
+              <w:bottom w:type="dxa" w:w="40"/>
+              <w:right w:type="dxa" w:w="80"/>
+            </w:tcMar>
+          </w:tcPr>
+          <w:p>
+            <w:pPr>
+              <w:spacing w:after="0" w:before="0" w:line="260"/>
+            </w:pPr>
+            <w:r>
+              <w:rPr>
+                <w:rFonts w:ascii="맑은 고딕" w:cs="맑은 고딕" w:eastAsia="맑은 고딕" w:hAnsi="맑은 고딕"/>
+                <w:b w:val="false"/>
+                <w:bCs w:val="false"/>
+                <w:sz w:val="18"/>
+                <w:szCs w:val="18"/>
+              </w:rPr>
+              <w:t xml:space="preserve">v10 (이전 배포)</w:t>
+            </w:r>
+          </w:p>
+        </w:tc>
+        <w:tc>
+          <w:tcPr>
+            <w:tcW w:type="dxa" w:w="1253"/>
+            <w:tcBorders>
+              <w:top w:val="single" w:color="BFBFBF" w:sz="4"/>
+              <w:left w:val="single" w:color="BFBFBF" w:sz="4"/>
+              <w:bottom w:val="single" w:color="BFBFBF" w:sz="4"/>
+              <w:right w:val="single" w:color="BFBFBF" w:sz="4"/>
+            </w:tcBorders>
+            <w:tcMar>
+              <w:top w:type="dxa" w:w="40"/>
+              <w:left w:type="dxa" w:w="80"/>
+              <w:bottom w:type="dxa" w:w="40"/>
+              <w:right w:type="dxa" w:w="80"/>
+            </w:tcMar>
+          </w:tcPr>
+          <w:p>
+            <w:pPr>
+              <w:spacing w:after="0" w:before="0" w:line="260"/>
+            </w:pPr>
+            <w:r>
+              <w:rPr>
+                <w:rFonts w:ascii="맑은 고딕" w:cs="맑은 고딕" w:eastAsia="맑은 고딕" w:hAnsi="맑은 고딕"/>
+                <w:b w:val="false"/>
+                <w:bCs w:val="false"/>
+                <w:sz w:val="18"/>
+                <w:szCs w:val="18"/>
+              </w:rPr>
+              <w:t xml:space="preserve">0.55</w:t>
+            </w:r>
+          </w:p>
+        </w:tc>
+        <w:tc>
+          <w:tcPr>
+            <w:tcW w:type="dxa" w:w="1253"/>
+            <w:tcBorders>
+              <w:top w:val="single" w:color="BFBFBF" w:sz="4"/>
+              <w:left w:val="single" w:color="BFBFBF" w:sz="4"/>
+              <w:bottom w:val="single" w:color="BFBFBF" w:sz="4"/>
+              <w:right w:val="single" w:color="BFBFBF" w:sz="4"/>
+            </w:tcBorders>
+            <w:tcMar>
+              <w:top w:type="dxa" w:w="40"/>
+              <w:left w:type="dxa" w:w="80"/>
+              <w:bottom w:type="dxa" w:w="40"/>
+              <w:right w:type="dxa" w:w="80"/>
+            </w:tcMar>
+          </w:tcPr>
+          <w:p>
+            <w:pPr>
+              <w:spacing w:after="0" w:before="0" w:line="260"/>
+            </w:pPr>
+            <w:r>
+              <w:rPr>
+                <w:rFonts w:ascii="맑은 고딕" w:cs="맑은 고딕" w:eastAsia="맑은 고딕" w:hAnsi="맑은 고딕"/>
+                <w:b w:val="false"/>
+                <w:bCs w:val="false"/>
+                <w:sz w:val="18"/>
+                <w:szCs w:val="18"/>
+              </w:rPr>
+              <w:t xml:space="preserve">0.425</w:t>
+            </w:r>
+          </w:p>
+        </w:tc>
+        <w:tc>
+          <w:tcPr>
+            <w:tcW w:type="dxa" w:w="1253"/>
+            <w:tcBorders>
+              <w:top w:val="single" w:color="BFBFBF" w:sz="4"/>
+              <w:left w:val="single" w:color="BFBFBF" w:sz="4"/>
+              <w:bottom w:val="single" w:color="BFBFBF" w:sz="4"/>
+              <w:right w:val="single" w:color="BFBFBF" w:sz="4"/>
+            </w:tcBorders>
+            <w:tcMar>
+              <w:top w:type="dxa" w:w="40"/>
+              <w:left w:type="dxa" w:w="80"/>
+              <w:bottom w:type="dxa" w:w="40"/>
+              <w:right w:type="dxa" w:w="80"/>
+            </w:tcMar>
+          </w:tcPr>
+          <w:p>
+            <w:pPr>
+              <w:spacing w:after="0" w:before="0" w:line="260"/>
+            </w:pPr>
+            <w:r>
+              <w:rPr>
+                <w:rFonts w:ascii="맑은 고딕" w:cs="맑은 고딕" w:eastAsia="맑은 고딕" w:hAnsi="맑은 고딕"/>
+                <w:b w:val="false"/>
+                <w:bCs w:val="false"/>
+                <w:sz w:val="18"/>
+                <w:szCs w:val="18"/>
+              </w:rPr>
+              <w:t xml:space="preserve">0.625</w:t>
+            </w:r>
+          </w:p>
+        </w:tc>
+        <w:tc>
+          <w:tcPr>
+            <w:tcW w:type="dxa" w:w="3373"/>
+            <w:tcBorders>
+              <w:top w:val="single" w:color="BFBFBF" w:sz="4"/>
+              <w:left w:val="single" w:color="BFBFBF" w:sz="4"/>
+              <w:bottom w:val="single" w:color="BFBFBF" w:sz="4"/>
+              <w:right w:val="single" w:color="BFBFBF" w:sz="4"/>
+            </w:tcBorders>
+            <w:tcMar>
+              <w:top w:type="dxa" w:w="40"/>
+              <w:left w:type="dxa" w:w="80"/>
+              <w:bottom w:type="dxa" w:w="40"/>
+              <w:right w:type="dxa" w:w="80"/>
+            </w:tcMar>
+          </w:tcPr>
+          <w:p>
+            <w:pPr>
+              <w:spacing w:after="0" w:before="0" w:line="260"/>
+            </w:pPr>
+            <w:r>
+              <w:rPr>
+                <w:rFonts w:ascii="맑은 고딕" w:cs="맑은 고딕" w:eastAsia="맑은 고딕" w:hAnsi="맑은 고딕"/>
+                <w:b w:val="false"/>
+                <w:bCs w:val="false"/>
+                <w:sz w:val="18"/>
+                <w:szCs w:val="18"/>
+              </w:rPr>
+              <w:t xml:space="preserve">그 판의 F1 최대</w:t>
+            </w:r>
+          </w:p>
+        </w:tc>
+      </w:tr>
+      <w:tr>
+        <w:trPr>
+          <w:tblHeader w:val="false"/>
+        </w:trPr>
+        <w:tc>
+          <w:tcPr>
+            <w:tcW w:type="dxa" w:w="2506"/>
+            <w:tcBorders>
+              <w:top w:val="single" w:color="BFBFBF" w:sz="4"/>
+              <w:left w:val="single" w:color="BFBFBF" w:sz="4"/>
+              <w:bottom w:val="single" w:color="BFBFBF" w:sz="4"/>
+              <w:right w:val="single" w:color="BFBFBF" w:sz="4"/>
+            </w:tcBorders>
+            <w:tcMar>
+              <w:top w:type="dxa" w:w="40"/>
+              <w:left w:type="dxa" w:w="80"/>
+              <w:bottom w:type="dxa" w:w="40"/>
+              <w:right w:type="dxa" w:w="80"/>
+            </w:tcMar>
+          </w:tcPr>
+          <w:p>
+            <w:pPr>
+              <w:spacing w:after="0" w:before="0" w:line="260"/>
+            </w:pPr>
+            <w:r>
+              <w:rPr>
+                <w:rFonts w:ascii="맑은 고딕" w:cs="맑은 고딕" w:eastAsia="맑은 고딕" w:hAnsi="맑은 고딕"/>
+                <w:b/>
+                <w:bCs/>
+                <w:sz w:val="18"/>
+                <w:szCs w:val="18"/>
+              </w:rPr>
+              <w:t xml:space="preserve">D4-00 (지금 배포)</w:t>
+            </w:r>
+          </w:p>
+        </w:tc>
+        <w:tc>
+          <w:tcPr>
+            <w:tcW w:type="dxa" w:w="1253"/>
+            <w:tcBorders>
+              <w:top w:val="single" w:color="BFBFBF" w:sz="4"/>
+              <w:left w:val="single" w:color="BFBFBF" w:sz="4"/>
+              <w:bottom w:val="single" w:color="BFBFBF" w:sz="4"/>
+              <w:right w:val="single" w:color="BFBFBF" w:sz="4"/>
+            </w:tcBorders>
+            <w:tcMar>
+              <w:top w:type="dxa" w:w="40"/>
+              <w:left w:type="dxa" w:w="80"/>
+              <w:bottom w:type="dxa" w:w="40"/>
+              <w:right w:type="dxa" w:w="80"/>
+            </w:tcMar>
+          </w:tcPr>
+          <w:p>
+            <w:pPr>
+              <w:spacing w:after="0" w:before="0" w:line="260"/>
+            </w:pPr>
+            <w:r>
+              <w:rPr>
+                <w:rFonts w:ascii="맑은 고딕" w:cs="맑은 고딕" w:eastAsia="맑은 고딕" w:hAnsi="맑은 고딕"/>
+                <w:b/>
+                <w:bCs/>
+                <w:sz w:val="18"/>
+                <w:szCs w:val="18"/>
+              </w:rPr>
+              <w:t xml:space="preserve">0.6</w:t>
+            </w:r>
+          </w:p>
+        </w:tc>
+        <w:tc>
+          <w:tcPr>
+            <w:tcW w:type="dxa" w:w="1253"/>
+            <w:tcBorders>
+              <w:top w:val="single" w:color="BFBFBF" w:sz="4"/>
+              <w:left w:val="single" w:color="BFBFBF" w:sz="4"/>
+              <w:bottom w:val="single" w:color="BFBFBF" w:sz="4"/>
+              <w:right w:val="single" w:color="BFBFBF" w:sz="4"/>
+            </w:tcBorders>
+            <w:tcMar>
+              <w:top w:type="dxa" w:w="40"/>
+              <w:left w:type="dxa" w:w="80"/>
+              <w:bottom w:type="dxa" w:w="40"/>
+              <w:right w:type="dxa" w:w="80"/>
+            </w:tcMar>
+          </w:tcPr>
+          <w:p>
+            <w:pPr>
+              <w:spacing w:after="0" w:before="0" w:line="260"/>
+            </w:pPr>
+            <w:r>
+              <w:rPr>
+                <w:rFonts w:ascii="맑은 고딕" w:cs="맑은 고딕" w:eastAsia="맑은 고딕" w:hAnsi="맑은 고딕"/>
+                <w:b/>
+                <w:bCs/>
+                <w:sz w:val="18"/>
+                <w:szCs w:val="18"/>
+              </w:rPr>
+              <w:t xml:space="preserve">0.6</w:t>
+            </w:r>
+          </w:p>
+        </w:tc>
+        <w:tc>
+          <w:tcPr>
+            <w:tcW w:type="dxa" w:w="1253"/>
+            <w:tcBorders>
+              <w:top w:val="single" w:color="BFBFBF" w:sz="4"/>
+              <w:left w:val="single" w:color="BFBFBF" w:sz="4"/>
+              <w:bottom w:val="single" w:color="BFBFBF" w:sz="4"/>
+              <w:right w:val="single" w:color="BFBFBF" w:sz="4"/>
+            </w:tcBorders>
+            <w:tcMar>
+              <w:top w:type="dxa" w:w="40"/>
+              <w:left w:type="dxa" w:w="80"/>
+              <w:bottom w:type="dxa" w:w="40"/>
+              <w:right w:type="dxa" w:w="80"/>
+            </w:tcMar>
+          </w:tcPr>
+          <w:p>
+            <w:pPr>
+              <w:spacing w:after="0" w:before="0" w:line="260"/>
+            </w:pPr>
+            <w:r>
+              <w:rPr>
+                <w:rFonts w:ascii="맑은 고딕" w:cs="맑은 고딕" w:eastAsia="맑은 고딕" w:hAnsi="맑은 고딕"/>
+                <w:b/>
+                <w:bCs/>
+                <w:sz w:val="18"/>
+                <w:szCs w:val="18"/>
+              </w:rPr>
+              <w:t xml:space="preserve">0.3</w:t>
+            </w:r>
+          </w:p>
+        </w:tc>
+        <w:tc>
+          <w:tcPr>
+            <w:tcW w:type="dxa" w:w="3373"/>
+            <w:tcBorders>
+              <w:top w:val="single" w:color="BFBFBF" w:sz="4"/>
+              <w:left w:val="single" w:color="BFBFBF" w:sz="4"/>
+              <w:bottom w:val="single" w:color="BFBFBF" w:sz="4"/>
+              <w:right w:val="single" w:color="BFBFBF" w:sz="4"/>
+            </w:tcBorders>
+            <w:tcMar>
+              <w:top w:type="dxa" w:w="40"/>
+              <w:left w:type="dxa" w:w="80"/>
+              <w:bottom w:type="dxa" w:w="40"/>
+              <w:right w:type="dxa" w:w="80"/>
+            </w:tcMar>
+          </w:tcPr>
+          <w:p>
+            <w:pPr>
+              <w:spacing w:after="0" w:before="0" w:line="260"/>
+            </w:pPr>
+            <w:r>
+              <w:rPr>
+                <w:rFonts w:ascii="맑은 고딕" w:cs="맑은 고딕" w:eastAsia="맑은 고딕" w:hAnsi="맑은 고딕"/>
+                <w:b w:val="false"/>
+                <w:bCs w:val="false"/>
+                <w:sz w:val="18"/>
+                <w:szCs w:val="18"/>
+              </w:rPr>
+              <w:t xml:space="preserve">카드 17 의 F1 최대 임시값 · D-331 결정 6 (ㄱ)</w:t>
+            </w:r>
+          </w:p>
+        </w:tc>
+      </w:tr>
+      <w:tr>
+        <w:trPr>
+          <w:tblHeader w:val="false"/>
+        </w:trPr>
+        <w:tc>
+          <w:tcPr>
+            <w:tcW w:type="dxa" w:w="2506"/>
+            <w:tcBorders>
+              <w:top w:val="single" w:color="BFBFBF" w:sz="4"/>
+              <w:left w:val="single" w:color="BFBFBF" w:sz="4"/>
+              <w:bottom w:val="single" w:color="BFBFBF" w:sz="4"/>
+              <w:right w:val="single" w:color="BFBFBF" w:sz="4"/>
+            </w:tcBorders>
+            <w:tcMar>
+              <w:top w:type="dxa" w:w="40"/>
+              <w:left w:type="dxa" w:w="80"/>
+              <w:bottom w:type="dxa" w:w="40"/>
+              <w:right w:type="dxa" w:w="80"/>
+            </w:tcMar>
+          </w:tcPr>
+          <w:p>
+            <w:pPr>
+              <w:spacing w:after="0" w:before="0" w:line="260"/>
+            </w:pPr>
+            <w:r>
+              <w:rPr>
+                <w:rFonts w:ascii="맑은 고딕" w:cs="맑은 고딕" w:eastAsia="맑은 고딕" w:hAnsi="맑은 고딕"/>
+                <w:b w:val="false"/>
+                <w:bCs w:val="false"/>
+                <w:sz w:val="18"/>
+                <w:szCs w:val="18"/>
+              </w:rPr>
+              <w:t xml:space="preserve">D4-10 (가) 품목 앎</w:t>
+            </w:r>
+          </w:p>
+        </w:tc>
+        <w:tc>
+          <w:tcPr>
+            <w:tcW w:type="dxa" w:w="1253"/>
+            <w:tcBorders>
+              <w:top w:val="single" w:color="BFBFBF" w:sz="4"/>
+              <w:left w:val="single" w:color="BFBFBF" w:sz="4"/>
+              <w:bottom w:val="single" w:color="BFBFBF" w:sz="4"/>
+              <w:right w:val="single" w:color="BFBFBF" w:sz="4"/>
+            </w:tcBorders>
+            <w:tcMar>
+              <w:top w:type="dxa" w:w="40"/>
+              <w:left w:type="dxa" w:w="80"/>
+              <w:bottom w:type="dxa" w:w="40"/>
+              <w:right w:type="dxa" w:w="80"/>
+            </w:tcMar>
+          </w:tcPr>
+          <w:p>
+            <w:pPr>
+              <w:spacing w:after="0" w:before="0" w:line="260"/>
+            </w:pPr>
+            <w:r>
+              <w:rPr>
+                <w:rFonts w:ascii="맑은 고딕" w:cs="맑은 고딕" w:eastAsia="맑은 고딕" w:hAnsi="맑은 고딕"/>
+                <w:b w:val="false"/>
+                <w:bCs w:val="false"/>
+                <w:sz w:val="18"/>
+                <w:szCs w:val="18"/>
+              </w:rPr>
+              <w:t xml:space="preserve">0.3</w:t>
+            </w:r>
+          </w:p>
+        </w:tc>
+        <w:tc>
+          <w:tcPr>
+            <w:tcW w:type="dxa" w:w="1253"/>
+            <w:tcBorders>
+              <w:top w:val="single" w:color="BFBFBF" w:sz="4"/>
+              <w:left w:val="single" w:color="BFBFBF" w:sz="4"/>
+              <w:bottom w:val="single" w:color="BFBFBF" w:sz="4"/>
+              <w:right w:val="single" w:color="BFBFBF" w:sz="4"/>
+            </w:tcBorders>
+            <w:tcMar>
+              <w:top w:type="dxa" w:w="40"/>
+              <w:left w:type="dxa" w:w="80"/>
+              <w:bottom w:type="dxa" w:w="40"/>
+              <w:right w:type="dxa" w:w="80"/>
+            </w:tcMar>
+          </w:tcPr>
+          <w:p>
+            <w:pPr>
+              <w:spacing w:after="0" w:before="0" w:line="260"/>
+            </w:pPr>
+            <w:r>
+              <w:rPr>
+                <w:rFonts w:ascii="맑은 고딕" w:cs="맑은 고딕" w:eastAsia="맑은 고딕" w:hAnsi="맑은 고딕"/>
+                <w:b w:val="false"/>
+                <w:bCs w:val="false"/>
+                <w:sz w:val="18"/>
+                <w:szCs w:val="18"/>
+              </w:rPr>
+              <w:t xml:space="preserve">0.525</w:t>
+            </w:r>
+          </w:p>
+        </w:tc>
+        <w:tc>
+          <w:tcPr>
+            <w:tcW w:type="dxa" w:w="1253"/>
+            <w:tcBorders>
+              <w:top w:val="single" w:color="BFBFBF" w:sz="4"/>
+              <w:left w:val="single" w:color="BFBFBF" w:sz="4"/>
+              <w:bottom w:val="single" w:color="BFBFBF" w:sz="4"/>
+              <w:right w:val="single" w:color="BFBFBF" w:sz="4"/>
+            </w:tcBorders>
+            <w:tcMar>
+              <w:top w:type="dxa" w:w="40"/>
+              <w:left w:type="dxa" w:w="80"/>
+              <w:bottom w:type="dxa" w:w="40"/>
+              <w:right w:type="dxa" w:w="80"/>
+            </w:tcMar>
+          </w:tcPr>
+          <w:p>
+            <w:pPr>
+              <w:spacing w:after="0" w:before="0" w:line="260"/>
+            </w:pPr>
+            <w:r>
+              <w:rPr>
+                <w:rFonts w:ascii="맑은 고딕" w:cs="맑은 고딕" w:eastAsia="맑은 고딕" w:hAnsi="맑은 고딕"/>
+                <w:b w:val="false"/>
+                <w:bCs w:val="false"/>
+                <w:sz w:val="18"/>
+                <w:szCs w:val="18"/>
+              </w:rPr>
+              <w:t xml:space="preserve">0.5</w:t>
+            </w:r>
+          </w:p>
+        </w:tc>
+        <w:tc>
+          <w:tcPr>
+            <w:tcW w:type="dxa" w:w="3373"/>
+            <w:tcBorders>
+              <w:top w:val="single" w:color="BFBFBF" w:sz="4"/>
+              <w:left w:val="single" w:color="BFBFBF" w:sz="4"/>
+              <w:bottom w:val="single" w:color="BFBFBF" w:sz="4"/>
+              <w:right w:val="single" w:color="BFBFBF" w:sz="4"/>
+            </w:tcBorders>
+            <w:tcMar>
+              <w:top w:type="dxa" w:w="40"/>
+              <w:left w:type="dxa" w:w="80"/>
+              <w:bottom w:type="dxa" w:w="40"/>
+              <w:right w:type="dxa" w:w="80"/>
+            </w:tcMar>
+          </w:tcPr>
+          <w:p>
+            <w:pPr>
+              <w:spacing w:after="0" w:before="0" w:line="260"/>
+            </w:pPr>
+            <w:r>
+              <w:rPr>
+                <w:rFonts w:ascii="맑은 고딕" w:cs="맑은 고딕" w:eastAsia="맑은 고딕" w:hAnsi="맑은 고딕"/>
+                <w:b w:val="false"/>
+                <w:bCs w:val="false"/>
+                <w:sz w:val="18"/>
+                <w:szCs w:val="18"/>
+              </w:rPr>
+              <w:t xml:space="preserve">배포 시드 48 의 F1 최대 (미정)</w:t>
+            </w:r>
+          </w:p>
+        </w:tc>
+      </w:tr>
+      <w:tr>
+        <w:trPr>
+          <w:tblHeader w:val="false"/>
+        </w:trPr>
+        <w:tc>
+          <w:tcPr>
+            <w:tcW w:type="dxa" w:w="2506"/>
+            <w:tcBorders>
+              <w:top w:val="single" w:color="BFBFBF" w:sz="4"/>
+              <w:left w:val="single" w:color="BFBFBF" w:sz="4"/>
+              <w:bottom w:val="single" w:color="BFBFBF" w:sz="4"/>
+              <w:right w:val="single" w:color="BFBFBF" w:sz="4"/>
+            </w:tcBorders>
+            <w:tcMar>
+              <w:top w:type="dxa" w:w="40"/>
+              <w:left w:type="dxa" w:w="80"/>
+              <w:bottom w:type="dxa" w:w="40"/>
+              <w:right w:type="dxa" w:w="80"/>
+            </w:tcMar>
+          </w:tcPr>
+          <w:p>
+            <w:pPr>
+              <w:spacing w:after="0" w:before="0" w:line="260"/>
+            </w:pPr>
+            <w:r>
+              <w:rPr>
+                <w:rFonts w:ascii="맑은 고딕" w:cs="맑은 고딕" w:eastAsia="맑은 고딕" w:hAnsi="맑은 고딕"/>
+                <w:b w:val="false"/>
+                <w:bCs w:val="false"/>
+                <w:sz w:val="18"/>
+                <w:szCs w:val="18"/>
+              </w:rPr>
+              <w:t xml:space="preserve">D4-10 (나) 모름</w:t>
+            </w:r>
+          </w:p>
+        </w:tc>
+        <w:tc>
+          <w:tcPr>
+            <w:tcW w:type="dxa" w:w="1253"/>
+            <w:tcBorders>
+              <w:top w:val="single" w:color="BFBFBF" w:sz="4"/>
+              <w:left w:val="single" w:color="BFBFBF" w:sz="4"/>
+              <w:bottom w:val="single" w:color="BFBFBF" w:sz="4"/>
+              <w:right w:val="single" w:color="BFBFBF" w:sz="4"/>
+            </w:tcBorders>
+            <w:tcMar>
+              <w:top w:type="dxa" w:w="40"/>
+              <w:left w:type="dxa" w:w="80"/>
+              <w:bottom w:type="dxa" w:w="40"/>
+              <w:right w:type="dxa" w:w="80"/>
+            </w:tcMar>
+          </w:tcPr>
+          <w:p>
+            <w:pPr>
+              <w:spacing w:after="0" w:before="0" w:line="260"/>
+            </w:pPr>
+            <w:r>
+              <w:rPr>
+                <w:rFonts w:ascii="맑은 고딕" w:cs="맑은 고딕" w:eastAsia="맑은 고딕" w:hAnsi="맑은 고딕"/>
+                <w:b w:val="false"/>
+                <w:bCs w:val="false"/>
+                <w:sz w:val="18"/>
+                <w:szCs w:val="18"/>
+              </w:rPr>
+              <w:t xml:space="preserve">0.65</w:t>
+            </w:r>
+          </w:p>
+        </w:tc>
+        <w:tc>
+          <w:tcPr>
+            <w:tcW w:type="dxa" w:w="1253"/>
+            <w:tcBorders>
+              <w:top w:val="single" w:color="BFBFBF" w:sz="4"/>
+              <w:left w:val="single" w:color="BFBFBF" w:sz="4"/>
+              <w:bottom w:val="single" w:color="BFBFBF" w:sz="4"/>
+              <w:right w:val="single" w:color="BFBFBF" w:sz="4"/>
+            </w:tcBorders>
+            <w:tcMar>
+              <w:top w:type="dxa" w:w="40"/>
+              <w:left w:type="dxa" w:w="80"/>
+              <w:bottom w:type="dxa" w:w="40"/>
+              <w:right w:type="dxa" w:w="80"/>
+            </w:tcMar>
+          </w:tcPr>
+          <w:p>
+            <w:pPr>
+              <w:spacing w:after="0" w:before="0" w:line="260"/>
+            </w:pPr>
+            <w:r>
+              <w:rPr>
+                <w:rFonts w:ascii="맑은 고딕" w:cs="맑은 고딕" w:eastAsia="맑은 고딕" w:hAnsi="맑은 고딕"/>
+                <w:b w:val="false"/>
+                <w:bCs w:val="false"/>
+                <w:sz w:val="18"/>
+                <w:szCs w:val="18"/>
+              </w:rPr>
+              <w:t xml:space="preserve">0.625</w:t>
+            </w:r>
+          </w:p>
+        </w:tc>
+        <w:tc>
+          <w:tcPr>
+            <w:tcW w:type="dxa" w:w="1253"/>
+            <w:tcBorders>
+              <w:top w:val="single" w:color="BFBFBF" w:sz="4"/>
+              <w:left w:val="single" w:color="BFBFBF" w:sz="4"/>
+              <w:bottom w:val="single" w:color="BFBFBF" w:sz="4"/>
+              <w:right w:val="single" w:color="BFBFBF" w:sz="4"/>
+            </w:tcBorders>
+            <w:tcMar>
+              <w:top w:type="dxa" w:w="40"/>
+              <w:left w:type="dxa" w:w="80"/>
+              <w:bottom w:type="dxa" w:w="40"/>
+              <w:right w:type="dxa" w:w="80"/>
+            </w:tcMar>
+          </w:tcPr>
+          <w:p>
+            <w:pPr>
+              <w:spacing w:after="0" w:before="0" w:line="260"/>
+            </w:pPr>
+            <w:r>
+              <w:rPr>
+                <w:rFonts w:ascii="맑은 고딕" w:cs="맑은 고딕" w:eastAsia="맑은 고딕" w:hAnsi="맑은 고딕"/>
+                <w:b w:val="false"/>
+                <w:bCs w:val="false"/>
+                <w:sz w:val="18"/>
+                <w:szCs w:val="18"/>
+              </w:rPr>
+              <w:t xml:space="preserve">0.275</w:t>
+            </w:r>
+          </w:p>
+        </w:tc>
+        <w:tc>
+          <w:tcPr>
+            <w:tcW w:type="dxa" w:w="3373"/>
+            <w:tcBorders>
+              <w:top w:val="single" w:color="BFBFBF" w:sz="4"/>
+              <w:left w:val="single" w:color="BFBFBF" w:sz="4"/>
+              <w:bottom w:val="single" w:color="BFBFBF" w:sz="4"/>
+              <w:right w:val="single" w:color="BFBFBF" w:sz="4"/>
+            </w:tcBorders>
+            <w:tcMar>
+              <w:top w:type="dxa" w:w="40"/>
+              <w:left w:type="dxa" w:w="80"/>
+              <w:bottom w:type="dxa" w:w="40"/>
+              <w:right w:type="dxa" w:w="80"/>
+            </w:tcMar>
+          </w:tcPr>
+          <w:p>
+            <w:pPr>
+              <w:spacing w:after="0" w:before="0" w:line="260"/>
+            </w:pPr>
+            <w:r>
+              <w:rPr>
+                <w:rFonts w:ascii="맑은 고딕" w:cs="맑은 고딕" w:eastAsia="맑은 고딕" w:hAnsi="맑은 고딕"/>
+                <w:b w:val="false"/>
+                <w:bCs w:val="false"/>
+                <w:sz w:val="18"/>
+                <w:szCs w:val="18"/>
+              </w:rPr>
+              <w:t xml:space="preserve">배포 시드 48 의 F1 최대 (미정)</w:t>
+            </w:r>
+          </w:p>
+        </w:tc>
+      </w:tr>
+    </w:tbl>
+    <w:p>
+      <w:pPr>
+        <w:pStyle w:val="ListParagraph"/>
+        <w:numPr>
+          <w:ilvl w:val="0"/>
+          <w:numId w:val="2"/>
+        </w:numPr>
+        <w:spacing w:after="40" w:before="40" w:line="300"/>
+      </w:pPr>
+      <w:r>
+        <w:rPr>
+          <w:rFonts w:ascii="맑은 고딕" w:cs="맑은 고딕" w:eastAsia="맑은 고딕" w:hAnsi="맑은 고딕"/>
+          <w:b/>
+          <w:bCs/>
+          <w:sz w:val="20"/>
+          <w:szCs w:val="20"/>
+        </w:rPr>
+        <w:t xml:space="preserve">지금 기준 — </w:t>
+      </w:r>
+      <w:r>
+        <w:rPr>
+          <w:rFonts w:ascii="맑은 고딕" w:cs="맑은 고딕" w:eastAsia="맑은 고딕" w:hAnsi="맑은 고딕"/>
+          <w:sz w:val="20"/>
+          <w:szCs w:val="20"/>
+        </w:rPr>
+        <w:t xml:space="preserve">세 유형은 dev 정답이 14 · 10 · 25행으로 30 미만이라 D-324 규칙(목표 재현율 이상인 가장 높은 문턱)을 쓸 수 없다(D-324 결정 2 · 측정 불가). 그래서 그 판의 dev F1 최대 문턱을 임시로 쓰고, 데이터가 30을 넘으면 D-324 로 다시 고른다(D-331 결정 6). 판정 경로 밖이고(D-323) 화면에서는 접힌 「AI 추정 · 판정 아님」이다(D-330).</w:t>
+      </w:r>
+    </w:p>
+    <w:p>
+      <w:pPr>
+        <w:pStyle w:val="ListParagraph"/>
+        <w:numPr>
+          <w:ilvl w:val="0"/>
+          <w:numId w:val="2"/>
+        </w:numPr>
+        <w:spacing w:after="40" w:before="40" w:line="300"/>
+      </w:pPr>
+      <w:r>
+        <w:rPr>
+          <w:rFonts w:ascii="맑은 고딕" w:cs="맑은 고딕" w:eastAsia="맑은 고딕" w:hAnsi="맑은 고딕"/>
+          <w:b/>
+          <w:bCs/>
+          <w:sz w:val="20"/>
+          <w:szCs w:val="20"/>
+        </w:rPr>
+        <w:t xml:space="preserve">고를 것 — </w:t>
+      </w:r>
+      <w:r>
+        <w:rPr>
+          <w:rFonts w:ascii="맑은 고딕" w:cs="맑은 고딕" w:eastAsia="맑은 고딕" w:hAnsi="맑은 고딕"/>
+          <w:sz w:val="20"/>
+          <w:szCs w:val="20"/>
+        </w:rPr>
+        <w:t xml:space="preserve">(ㄱ) D4-10 자기 F1 최대값(위 표 · 입력별로 다름) 또는 (ㄴ) 카드 17 값(0.6 · 0.6 · 0.3)을 두 벌에 그대로. (ㄱ)은 행이 적어 흔들린다(후기 (가) 0.3 · (나) 0.65). (ㄴ)은 D4-10 의 입력 · 확률 분포가 달라 같은 값이 같은 뜻이 아닐 수 있다. 봉인 평가 재현율(참고 · 고르는 데 쓰지 않음) — 후기 (가) 34.3 · (나) 11.4% · 부당 비교 16.5 · 7.2% · 비방 26.1 · 45.3%.</w:t>
       </w:r>
     </w:p>
     <w:p>
@@ -1352,7 +2258,7 @@
           <w:sz w:val="20"/>
           <w:szCs w:val="20"/>
         </w:rPr>
-        <w:t xml:space="preserve">위 ② 제안으로 갈지.</w:t>
+        <w:t xml:space="preserve">위 2절 ② 제안으로 갈지. 지금 배포 판(카드 17)은 label_thresholds 한 벌(D-324 · 문구만 입력)이고, 품목 입력 판의 칸 이름은 정해진 것이 없다(D-336 결정 4 「칸 둘」).</w:t>
       </w:r>
     </w:p>
     <w:p>
@@ -1380,7 +2286,7 @@
           <w:sz w:val="20"/>
           <w:szCs w:val="20"/>
         </w:rPr>
-        <w:t xml:space="preserve">프로토타입 판정 로직에서 재판정 조용해진 위반이 0.7 → 1.3(시드별 2 · 1 · 1 · 세 시드 모두에서 조용한 행 없음)으로 등록 기준 하나를 넘었다. 정상 문구 재판정 통과 75 → 92% 와 함께 보고 그대로 갈지.</w:t>
+        <w:t xml:space="preserve">지금 기준 — D4-04 보충과 같은 여섯 기준(D4-00 대비 · 시드 평균)을 결과 전에 적었고, 하나라도 넘으면 「판정 로직 확인 탈락」으로 적고 보고한다. 결과 — 재판정 조용해진 위반이 0.7 → 1.3(시드별 2 · 1 · 1 · 세 시드 모두에서 조용한 행 없음)으로 ① 하나를 넘었고 ② ~ ⑥(틀린 확정 · 적법 원천 위반 확정 · 첫 판정 탐지)은 지켰다. 정상 문구 재판정 통과 75 → 92% 와 함께 보고 그대로 갈지.</w:t>
       </w:r>
     </w:p>
     <w:p>
